--- a/output/wechat/2026-06-06-reliabilitybench.docx
+++ b/output/wechat/2026-06-06-reliabilitybench.docx
@@ -462,20 +462,22 @@
         <w:pStyle w:val="FirstParagraph"/>
       </w:pPr>
       <w:r>
-        <w:t xml:space="preserve">📎</w:t>
+        <w:t xml:space="preserve">📎 Aayush Gupta et al. </w:t>
+      </w:r>
+      <w:r>
+        <w:t xml:space="preserve">“</w:t>
+      </w:r>
+      <w:r>
+        <w:t xml:space="preserve">ReliabilityBench: Evaluating LLM Agent Reliability Under Production-Like Stress Conditions.</w:t>
+      </w:r>
+      <w:r>
+        <w:t xml:space="preserve">”</w:t>
       </w:r>
       <w:r>
         <w:t xml:space="preserve"> </w:t>
       </w:r>
       <w:r>
-        <w:rPr>
-          <w:bCs/>
-          <w:b/>
-        </w:rPr>
-        <w:t xml:space="preserve">论文原文</w:t>
-      </w:r>
-      <w:r>
-        <w:t xml:space="preserve">：https://arxiv.org/abs/2601.06112</w:t>
+        <w:t xml:space="preserve">arXiv:2601.06112, Jan 2026.</w:t>
       </w:r>
     </w:p>
     <w:p>
